--- a/tests/samples/resume/docx/35-Gleb_Zernov_Resume.docx
+++ b/tests/samples/resume/docx/35-Gleb_Zernov_Resume.docx
@@ -178,7 +178,6 @@
           <w:spacing w:val="-4"/>
           <w:sz w:val="20"/>
         </w:rPr>
-        <w:t>ć</w:t>
       </w:r>
       <w:r>
         <w:rPr>
@@ -186,7 +185,6 @@
           <w:spacing w:val="-8"/>
           <w:sz w:val="20"/>
         </w:rPr>
-        <w:t> </w:t>
       </w:r>
       <w:hyperlink r:id="rId5">
         <w:r>
@@ -215,7 +213,6 @@
           <w:w w:val="155"/>
           <w:sz w:val="20"/>
         </w:rPr>
-        <w:t>ć</w:t>
       </w:r>
       <w:r>
         <w:rPr>
@@ -224,7 +221,6 @@
           <w:w w:val="155"/>
           <w:sz w:val="20"/>
         </w:rPr>
-        <w:t> </w:t>
       </w:r>
       <w:hyperlink r:id="rId6">
         <w:r>
@@ -251,7 +247,6 @@
           <w:rFonts w:ascii="Times New Roman" w:hAnsi="Times New Roman"/>
           <w:sz w:val="20"/>
         </w:rPr>
-        <w:t>Ħ </w:t>
       </w:r>
       <w:r>
         <w:rPr>
